--- a/content/downloads/files/lion-rms-fire-drill-record-v1-0.docx
+++ b/content/downloads/files/lion-rms-fire-drill-record-v1-0.docx
@@ -139,15 +139,11 @@
       <w:r>
         <w:rPr>
           <w:rFonts w:ascii="Arial" w:cs="Arial" w:eastAsia="Arial" w:hAnsi="Arial"/>
-          <w:b w:val="false"/>
-          <w:bCs w:val="false"/>
-          <w:i w:val="false"/>
-          <w:iCs w:val="false"/>
-          <w:color w:val="808080"/>
-          <w:sz w:val="22"/>
-          <w:szCs w:val="22"/>
-        </w:rPr>
-        <w:t xml:space="preserve">................................................................................................................................................</w:t>
+          <w:sz w:val="22"/>
+          <w:szCs w:val="22"/>
+          <w:u w:val="single" w:color="808080"/>
+        </w:rPr>
+        <w:t xml:space="preserve">                                                                                                                                                </w:t>
       </w:r>
     </w:p>
     <w:p>
@@ -169,15 +165,11 @@
       <w:r>
         <w:rPr>
           <w:rFonts w:ascii="Arial" w:cs="Arial" w:eastAsia="Arial" w:hAnsi="Arial"/>
-          <w:b w:val="false"/>
-          <w:bCs w:val="false"/>
-          <w:i w:val="false"/>
-          <w:iCs w:val="false"/>
-          <w:color w:val="808080"/>
-          <w:sz w:val="22"/>
-          <w:szCs w:val="22"/>
-        </w:rPr>
-        <w:t xml:space="preserve">....................</w:t>
+          <w:sz w:val="22"/>
+          <w:szCs w:val="22"/>
+          <w:u w:val="single" w:color="808080"/>
+        </w:rPr>
+        <w:t xml:space="preserve">                    </w:t>
       </w:r>
       <w:r>
         <w:rPr>
@@ -194,15 +186,11 @@
       <w:r>
         <w:rPr>
           <w:rFonts w:ascii="Arial" w:cs="Arial" w:eastAsia="Arial" w:hAnsi="Arial"/>
-          <w:b w:val="false"/>
-          <w:bCs w:val="false"/>
-          <w:i w:val="false"/>
-          <w:iCs w:val="false"/>
-          <w:color w:val="808080"/>
-          <w:sz w:val="22"/>
-          <w:szCs w:val="22"/>
-        </w:rPr>
-        <w:t xml:space="preserve">....................</w:t>
+          <w:sz w:val="22"/>
+          <w:szCs w:val="22"/>
+          <w:u w:val="single" w:color="808080"/>
+        </w:rPr>
+        <w:t xml:space="preserve">                    </w:t>
       </w:r>
     </w:p>
     <w:p>
@@ -224,15 +212,11 @@
       <w:r>
         <w:rPr>
           <w:rFonts w:ascii="Arial" w:cs="Arial" w:eastAsia="Arial" w:hAnsi="Arial"/>
-          <w:b w:val="false"/>
-          <w:bCs w:val="false"/>
-          <w:i w:val="false"/>
-          <w:iCs w:val="false"/>
-          <w:color w:val="808080"/>
-          <w:sz w:val="22"/>
-          <w:szCs w:val="22"/>
-        </w:rPr>
-        <w:t xml:space="preserve">.................................................................................................................................</w:t>
+          <w:sz w:val="22"/>
+          <w:szCs w:val="22"/>
+          <w:u w:val="single" w:color="808080"/>
+        </w:rPr>
+        <w:t xml:space="preserve">                                                                                                                                 </w:t>
       </w:r>
     </w:p>
     <w:p>
@@ -254,15 +238,11 @@
       <w:r>
         <w:rPr>
           <w:rFonts w:ascii="Arial" w:cs="Arial" w:eastAsia="Arial" w:hAnsi="Arial"/>
-          <w:b w:val="false"/>
-          <w:bCs w:val="false"/>
-          <w:i w:val="false"/>
-          <w:iCs w:val="false"/>
-          <w:color w:val="808080"/>
-          <w:sz w:val="22"/>
-          <w:szCs w:val="22"/>
-        </w:rPr>
-        <w:t xml:space="preserve">..................................................................................................................</w:t>
+          <w:sz w:val="22"/>
+          <w:szCs w:val="22"/>
+          <w:u w:val="single" w:color="808080"/>
+        </w:rPr>
+        <w:t xml:space="preserve">                                                                                                                  </w:t>
       </w:r>
     </w:p>
     <w:p>
@@ -284,15 +264,11 @@
       <w:r>
         <w:rPr>
           <w:rFonts w:ascii="Arial" w:cs="Arial" w:eastAsia="Arial" w:hAnsi="Arial"/>
-          <w:b w:val="false"/>
-          <w:bCs w:val="false"/>
-          <w:i w:val="false"/>
-          <w:iCs w:val="false"/>
-          <w:color w:val="808080"/>
-          <w:sz w:val="22"/>
-          <w:szCs w:val="22"/>
-        </w:rPr>
-        <w:t xml:space="preserve">........................................................................................................................................</w:t>
+          <w:sz w:val="22"/>
+          <w:szCs w:val="22"/>
+          <w:u w:val="single" w:color="808080"/>
+        </w:rPr>
+        <w:t xml:space="preserve">                                                                                                                                        </w:t>
       </w:r>
     </w:p>
     <w:p>
@@ -302,15 +278,11 @@
       <w:r>
         <w:rPr>
           <w:rFonts w:ascii="Arial" w:cs="Arial" w:eastAsia="Arial" w:hAnsi="Arial"/>
-          <w:b w:val="false"/>
-          <w:bCs w:val="false"/>
-          <w:i w:val="false"/>
-          <w:iCs w:val="false"/>
-          <w:color w:val="808080"/>
-          <w:sz w:val="22"/>
-          <w:szCs w:val="22"/>
-        </w:rPr>
-        <w:t xml:space="preserve">.....................................................................................................................................................................</w:t>
+          <w:sz w:val="22"/>
+          <w:szCs w:val="22"/>
+          <w:u w:val="single" w:color="808080"/>
+        </w:rPr>
+        <w:t xml:space="preserve">                                                                                                                                                                     </w:t>
       </w:r>
     </w:p>
     <w:p>
@@ -350,15 +322,11 @@
       <w:r>
         <w:rPr>
           <w:rFonts w:ascii="Arial" w:cs="Arial" w:eastAsia="Arial" w:hAnsi="Arial"/>
-          <w:b w:val="false"/>
-          <w:bCs w:val="false"/>
-          <w:i w:val="false"/>
-          <w:iCs w:val="false"/>
-          <w:color w:val="808080"/>
-          <w:sz w:val="22"/>
-          <w:szCs w:val="22"/>
-        </w:rPr>
-        <w:t xml:space="preserve">...........................................................</w:t>
+          <w:sz w:val="22"/>
+          <w:szCs w:val="22"/>
+          <w:u w:val="single" w:color="808080"/>
+        </w:rPr>
+        <w:t xml:space="preserve">                                                           </w:t>
       </w:r>
     </w:p>
     <w:p>
@@ -380,15 +348,11 @@
       <w:r>
         <w:rPr>
           <w:rFonts w:ascii="Arial" w:cs="Arial" w:eastAsia="Arial" w:hAnsi="Arial"/>
-          <w:b w:val="false"/>
-          <w:bCs w:val="false"/>
-          <w:i w:val="false"/>
-          <w:iCs w:val="false"/>
-          <w:color w:val="808080"/>
-          <w:sz w:val="22"/>
-          <w:szCs w:val="22"/>
-        </w:rPr>
-        <w:t xml:space="preserve">..............</w:t>
+          <w:sz w:val="22"/>
+          <w:szCs w:val="22"/>
+          <w:u w:val="single" w:color="808080"/>
+        </w:rPr>
+        <w:t xml:space="preserve">              </w:t>
       </w:r>
     </w:p>
     <w:p>
@@ -429,15 +393,11 @@
       <w:r>
         <w:rPr>
           <w:rFonts w:ascii="Arial" w:cs="Arial" w:eastAsia="Arial" w:hAnsi="Arial"/>
-          <w:b w:val="false"/>
-          <w:bCs w:val="false"/>
-          <w:i w:val="false"/>
-          <w:iCs w:val="false"/>
-          <w:color w:val="808080"/>
-          <w:sz w:val="22"/>
-          <w:szCs w:val="22"/>
-        </w:rPr>
-        <w:t xml:space="preserve">................</w:t>
+          <w:sz w:val="22"/>
+          <w:szCs w:val="22"/>
+          <w:u w:val="single" w:color="808080"/>
+        </w:rPr>
+        <w:t xml:space="preserve">                </w:t>
       </w:r>
       <w:r>
         <w:rPr>
@@ -454,15 +414,11 @@
       <w:r>
         <w:rPr>
           <w:rFonts w:ascii="Arial" w:cs="Arial" w:eastAsia="Arial" w:hAnsi="Arial"/>
-          <w:b w:val="false"/>
-          <w:bCs w:val="false"/>
-          <w:i w:val="false"/>
-          <w:iCs w:val="false"/>
-          <w:color w:val="808080"/>
-          <w:sz w:val="22"/>
-          <w:szCs w:val="22"/>
-        </w:rPr>
-        <w:t xml:space="preserve">................</w:t>
+          <w:sz w:val="22"/>
+          <w:szCs w:val="22"/>
+          <w:u w:val="single" w:color="808080"/>
+        </w:rPr>
+        <w:t xml:space="preserve">                </w:t>
       </w:r>
     </w:p>
     <w:p>
@@ -484,15 +440,11 @@
       <w:r>
         <w:rPr>
           <w:rFonts w:ascii="Arial" w:cs="Arial" w:eastAsia="Arial" w:hAnsi="Arial"/>
-          <w:b w:val="false"/>
-          <w:bCs w:val="false"/>
-          <w:i w:val="false"/>
-          <w:iCs w:val="false"/>
-          <w:color w:val="808080"/>
-          <w:sz w:val="22"/>
-          <w:szCs w:val="22"/>
-        </w:rPr>
-        <w:t xml:space="preserve">................</w:t>
+          <w:sz w:val="22"/>
+          <w:szCs w:val="22"/>
+          <w:u w:val="single" w:color="808080"/>
+        </w:rPr>
+        <w:t xml:space="preserve">                </w:t>
       </w:r>
       <w:r>
         <w:rPr>
@@ -526,21 +478,38 @@
       <w:r>
         <w:rPr>
           <w:rFonts w:ascii="Arial" w:cs="Arial" w:eastAsia="Arial" w:hAnsi="Arial"/>
+          <w:sz w:val="22"/>
+          <w:szCs w:val="22"/>
+          <w:u w:val="single" w:color="808080"/>
+        </w:rPr>
+        <w:t xml:space="preserve">              </w:t>
+      </w:r>
+    </w:p>
+    <w:p>
+      <w:pPr>
+        <w:spacing w:after="120" w:line="320"/>
+      </w:pPr>
+      <w:r>
+        <w:rPr>
+          <w:rFonts w:ascii="Arial" w:cs="Arial" w:eastAsia="Arial" w:hAnsi="Arial"/>
           <w:b w:val="false"/>
           <w:bCs w:val="false"/>
           <w:i w:val="false"/>
           <w:iCs w:val="false"/>
-          <w:color w:val="808080"/>
-          <w:sz w:val="22"/>
-          <w:szCs w:val="22"/>
-        </w:rPr>
-        <w:t xml:space="preserve">..............</w:t>
-      </w:r>
-    </w:p>
-    <w:p>
-      <w:pPr>
-        <w:spacing w:after="120" w:line="320"/>
-      </w:pPr>
+          <w:sz w:val="22"/>
+          <w:szCs w:val="22"/>
+        </w:rPr>
+        <w:t xml:space="preserve">(staff  </w:t>
+      </w:r>
+      <w:r>
+        <w:rPr>
+          <w:rFonts w:ascii="Arial" w:cs="Arial" w:eastAsia="Arial" w:hAnsi="Arial"/>
+          <w:sz w:val="22"/>
+          <w:szCs w:val="22"/>
+          <w:u w:val="single" w:color="808080"/>
+        </w:rPr>
+        <w:t xml:space="preserve">            </w:t>
+      </w:r>
       <w:r>
         <w:rPr>
           <w:rFonts w:ascii="Arial" w:cs="Arial" w:eastAsia="Arial" w:hAnsi="Arial"/>
@@ -551,7 +520,16 @@
           <w:sz w:val="22"/>
           <w:szCs w:val="22"/>
         </w:rPr>
-        <w:t xml:space="preserve">(staff  </w:t>
+        <w:t xml:space="preserve">   visitors  </w:t>
+      </w:r>
+      <w:r>
+        <w:rPr>
+          <w:rFonts w:ascii="Arial" w:cs="Arial" w:eastAsia="Arial" w:hAnsi="Arial"/>
+          <w:sz w:val="22"/>
+          <w:szCs w:val="22"/>
+          <w:u w:val="single" w:color="808080"/>
+        </w:rPr>
+        <w:t xml:space="preserve">            </w:t>
       </w:r>
       <w:r>
         <w:rPr>
@@ -560,11 +538,19 @@
           <w:bCs w:val="false"/>
           <w:i w:val="false"/>
           <w:iCs w:val="false"/>
-          <w:color w:val="808080"/>
-          <w:sz w:val="22"/>
-          <w:szCs w:val="22"/>
-        </w:rPr>
-        <w:t xml:space="preserve">............</w:t>
+          <w:sz w:val="22"/>
+          <w:szCs w:val="22"/>
+        </w:rPr>
+        <w:t xml:space="preserve">   contractors  </w:t>
+      </w:r>
+      <w:r>
+        <w:rPr>
+          <w:rFonts w:ascii="Arial" w:cs="Arial" w:eastAsia="Arial" w:hAnsi="Arial"/>
+          <w:sz w:val="22"/>
+          <w:szCs w:val="22"/>
+          <w:u w:val="single" w:color="808080"/>
+        </w:rPr>
+        <w:t xml:space="preserve">            </w:t>
       </w:r>
       <w:r>
         <w:rPr>
@@ -576,7 +562,16 @@
           <w:sz w:val="22"/>
           <w:szCs w:val="22"/>
         </w:rPr>
-        <w:t xml:space="preserve">   visitors  </w:t>
+        <w:t xml:space="preserve">   residents/pupils  </w:t>
+      </w:r>
+      <w:r>
+        <w:rPr>
+          <w:rFonts w:ascii="Arial" w:cs="Arial" w:eastAsia="Arial" w:hAnsi="Arial"/>
+          <w:sz w:val="22"/>
+          <w:szCs w:val="22"/>
+          <w:u w:val="single" w:color="808080"/>
+        </w:rPr>
+        <w:t xml:space="preserve">            </w:t>
       </w:r>
       <w:r>
         <w:rPr>
@@ -585,69 +580,6 @@
           <w:bCs w:val="false"/>
           <w:i w:val="false"/>
           <w:iCs w:val="false"/>
-          <w:color w:val="808080"/>
-          <w:sz w:val="22"/>
-          <w:szCs w:val="22"/>
-        </w:rPr>
-        <w:t xml:space="preserve">............</w:t>
-      </w:r>
-      <w:r>
-        <w:rPr>
-          <w:rFonts w:ascii="Arial" w:cs="Arial" w:eastAsia="Arial" w:hAnsi="Arial"/>
-          <w:b w:val="false"/>
-          <w:bCs w:val="false"/>
-          <w:i w:val="false"/>
-          <w:iCs w:val="false"/>
-          <w:sz w:val="22"/>
-          <w:szCs w:val="22"/>
-        </w:rPr>
-        <w:t xml:space="preserve">   contractors  </w:t>
-      </w:r>
-      <w:r>
-        <w:rPr>
-          <w:rFonts w:ascii="Arial" w:cs="Arial" w:eastAsia="Arial" w:hAnsi="Arial"/>
-          <w:b w:val="false"/>
-          <w:bCs w:val="false"/>
-          <w:i w:val="false"/>
-          <w:iCs w:val="false"/>
-          <w:color w:val="808080"/>
-          <w:sz w:val="22"/>
-          <w:szCs w:val="22"/>
-        </w:rPr>
-        <w:t xml:space="preserve">............</w:t>
-      </w:r>
-      <w:r>
-        <w:rPr>
-          <w:rFonts w:ascii="Arial" w:cs="Arial" w:eastAsia="Arial" w:hAnsi="Arial"/>
-          <w:b w:val="false"/>
-          <w:bCs w:val="false"/>
-          <w:i w:val="false"/>
-          <w:iCs w:val="false"/>
-          <w:sz w:val="22"/>
-          <w:szCs w:val="22"/>
-        </w:rPr>
-        <w:t xml:space="preserve">   residents/pupils  </w:t>
-      </w:r>
-      <w:r>
-        <w:rPr>
-          <w:rFonts w:ascii="Arial" w:cs="Arial" w:eastAsia="Arial" w:hAnsi="Arial"/>
-          <w:b w:val="false"/>
-          <w:bCs w:val="false"/>
-          <w:i w:val="false"/>
-          <w:iCs w:val="false"/>
-          <w:color w:val="808080"/>
-          <w:sz w:val="22"/>
-          <w:szCs w:val="22"/>
-        </w:rPr>
-        <w:t xml:space="preserve">............</w:t>
-      </w:r>
-      <w:r>
-        <w:rPr>
-          <w:rFonts w:ascii="Arial" w:cs="Arial" w:eastAsia="Arial" w:hAnsi="Arial"/>
-          <w:b w:val="false"/>
-          <w:bCs w:val="false"/>
-          <w:i w:val="false"/>
-          <w:iCs w:val="false"/>
           <w:sz w:val="22"/>
           <w:szCs w:val="22"/>
         </w:rPr>
@@ -673,15 +605,11 @@
       <w:r>
         <w:rPr>
           <w:rFonts w:ascii="Arial" w:cs="Arial" w:eastAsia="Arial" w:hAnsi="Arial"/>
-          <w:b w:val="false"/>
-          <w:bCs w:val="false"/>
-          <w:i w:val="false"/>
-          <w:iCs w:val="false"/>
-          <w:color w:val="808080"/>
-          <w:sz w:val="22"/>
-          <w:szCs w:val="22"/>
-        </w:rPr>
-        <w:t xml:space="preserve">.........................................................................................................................</w:t>
+          <w:sz w:val="22"/>
+          <w:szCs w:val="22"/>
+          <w:u w:val="single" w:color="808080"/>
+        </w:rPr>
+        <w:t xml:space="preserve">                                                                                                                         </w:t>
       </w:r>
     </w:p>
     <w:p>
@@ -691,15 +619,11 @@
       <w:r>
         <w:rPr>
           <w:rFonts w:ascii="Arial" w:cs="Arial" w:eastAsia="Arial" w:hAnsi="Arial"/>
-          <w:b w:val="false"/>
-          <w:bCs w:val="false"/>
-          <w:i w:val="false"/>
-          <w:iCs w:val="false"/>
-          <w:color w:val="808080"/>
-          <w:sz w:val="22"/>
-          <w:szCs w:val="22"/>
-        </w:rPr>
-        <w:t xml:space="preserve">.....................................................................................................................................................................</w:t>
+          <w:sz w:val="22"/>
+          <w:szCs w:val="22"/>
+          <w:u w:val="single" w:color="808080"/>
+        </w:rPr>
+        <w:t xml:space="preserve">                                                                                                                                                                     </w:t>
       </w:r>
     </w:p>
     <w:p>
@@ -721,15 +645,11 @@
       <w:r>
         <w:rPr>
           <w:rFonts w:ascii="Arial" w:cs="Arial" w:eastAsia="Arial" w:hAnsi="Arial"/>
-          <w:b w:val="false"/>
-          <w:bCs w:val="false"/>
-          <w:i w:val="false"/>
-          <w:iCs w:val="false"/>
-          <w:color w:val="808080"/>
-          <w:sz w:val="22"/>
-          <w:szCs w:val="22"/>
-        </w:rPr>
-        <w:t xml:space="preserve">..........................................................................................................</w:t>
+          <w:sz w:val="22"/>
+          <w:szCs w:val="22"/>
+          <w:u w:val="single" w:color="808080"/>
+        </w:rPr>
+        <w:t xml:space="preserve">                                                                                                          </w:t>
       </w:r>
     </w:p>
     <w:p>
@@ -739,15 +659,11 @@
       <w:r>
         <w:rPr>
           <w:rFonts w:ascii="Arial" w:cs="Arial" w:eastAsia="Arial" w:hAnsi="Arial"/>
-          <w:b w:val="false"/>
-          <w:bCs w:val="false"/>
-          <w:i w:val="false"/>
-          <w:iCs w:val="false"/>
-          <w:color w:val="808080"/>
-          <w:sz w:val="22"/>
-          <w:szCs w:val="22"/>
-        </w:rPr>
-        <w:t xml:space="preserve">.....................................................................................................................................................................</w:t>
+          <w:sz w:val="22"/>
+          <w:szCs w:val="22"/>
+          <w:u w:val="single" w:color="808080"/>
+        </w:rPr>
+        <w:t xml:space="preserve">                                                                                                                                                                     </w:t>
       </w:r>
     </w:p>
     <w:p>
@@ -769,15 +685,11 @@
       <w:r>
         <w:rPr>
           <w:rFonts w:ascii="Arial" w:cs="Arial" w:eastAsia="Arial" w:hAnsi="Arial"/>
-          <w:b w:val="false"/>
-          <w:bCs w:val="false"/>
-          <w:i w:val="false"/>
-          <w:iCs w:val="false"/>
-          <w:color w:val="808080"/>
-          <w:sz w:val="22"/>
-          <w:szCs w:val="22"/>
-        </w:rPr>
-        <w:t xml:space="preserve">..............</w:t>
+          <w:sz w:val="22"/>
+          <w:szCs w:val="22"/>
+          <w:u w:val="single" w:color="808080"/>
+        </w:rPr>
+        <w:t xml:space="preserve">              </w:t>
       </w:r>
     </w:p>
     <w:p>
@@ -799,15 +711,11 @@
       <w:r>
         <w:rPr>
           <w:rFonts w:ascii="Arial" w:cs="Arial" w:eastAsia="Arial" w:hAnsi="Arial"/>
-          <w:b w:val="false"/>
-          <w:bCs w:val="false"/>
-          <w:i w:val="false"/>
-          <w:iCs w:val="false"/>
-          <w:color w:val="808080"/>
-          <w:sz w:val="22"/>
-          <w:szCs w:val="22"/>
-        </w:rPr>
-        <w:t xml:space="preserve">.............................................................................................................................</w:t>
+          <w:sz w:val="22"/>
+          <w:szCs w:val="22"/>
+          <w:u w:val="single" w:color="808080"/>
+        </w:rPr>
+        <w:t xml:space="preserve">                                                                                                                             </w:t>
       </w:r>
     </w:p>
     <w:p>
@@ -817,15 +725,11 @@
       <w:r>
         <w:rPr>
           <w:rFonts w:ascii="Arial" w:cs="Arial" w:eastAsia="Arial" w:hAnsi="Arial"/>
-          <w:b w:val="false"/>
-          <w:bCs w:val="false"/>
-          <w:i w:val="false"/>
-          <w:iCs w:val="false"/>
-          <w:color w:val="808080"/>
-          <w:sz w:val="22"/>
-          <w:szCs w:val="22"/>
-        </w:rPr>
-        <w:t xml:space="preserve">.....................................................................................................................................................................</w:t>
+          <w:sz w:val="22"/>
+          <w:szCs w:val="22"/>
+          <w:u w:val="single" w:color="808080"/>
+        </w:rPr>
+        <w:t xml:space="preserve">                                                                                                                                                                     </w:t>
       </w:r>
     </w:p>
     <w:p>
@@ -835,15 +739,11 @@
       <w:r>
         <w:rPr>
           <w:rFonts w:ascii="Arial" w:cs="Arial" w:eastAsia="Arial" w:hAnsi="Arial"/>
-          <w:b w:val="false"/>
-          <w:bCs w:val="false"/>
-          <w:i w:val="false"/>
-          <w:iCs w:val="false"/>
-          <w:color w:val="808080"/>
-          <w:sz w:val="22"/>
-          <w:szCs w:val="22"/>
-        </w:rPr>
-        <w:t xml:space="preserve">.....................................................................................................................................................................</w:t>
+          <w:sz w:val="22"/>
+          <w:szCs w:val="22"/>
+          <w:u w:val="single" w:color="808080"/>
+        </w:rPr>
+        <w:t xml:space="preserve">                                                                                                                                                                     </w:t>
       </w:r>
     </w:p>
     <w:p>
@@ -889,15 +789,11 @@
       <w:r>
         <w:rPr>
           <w:rFonts w:ascii="Arial" w:cs="Arial" w:eastAsia="Arial" w:hAnsi="Arial"/>
-          <w:b w:val="false"/>
-          <w:bCs w:val="false"/>
-          <w:i w:val="false"/>
-          <w:iCs w:val="false"/>
-          <w:color w:val="808080"/>
-          <w:sz w:val="22"/>
-          <w:szCs w:val="22"/>
-        </w:rPr>
-        <w:t xml:space="preserve">..............</w:t>
+          <w:sz w:val="22"/>
+          <w:szCs w:val="22"/>
+          <w:u w:val="single" w:color="808080"/>
+        </w:rPr>
+        <w:t xml:space="preserve">              </w:t>
       </w:r>
     </w:p>
     <w:p>
@@ -919,15 +815,11 @@
       <w:r>
         <w:rPr>
           <w:rFonts w:ascii="Arial" w:cs="Arial" w:eastAsia="Arial" w:hAnsi="Arial"/>
-          <w:b w:val="false"/>
-          <w:bCs w:val="false"/>
-          <w:i w:val="false"/>
-          <w:iCs w:val="false"/>
-          <w:color w:val="808080"/>
-          <w:sz w:val="22"/>
-          <w:szCs w:val="22"/>
-        </w:rPr>
-        <w:t xml:space="preserve">..............</w:t>
+          <w:sz w:val="22"/>
+          <w:szCs w:val="22"/>
+          <w:u w:val="single" w:color="808080"/>
+        </w:rPr>
+        <w:t xml:space="preserve">              </w:t>
       </w:r>
     </w:p>
     <w:p>
@@ -949,15 +841,11 @@
       <w:r>
         <w:rPr>
           <w:rFonts w:ascii="Arial" w:cs="Arial" w:eastAsia="Arial" w:hAnsi="Arial"/>
-          <w:b w:val="false"/>
-          <w:bCs w:val="false"/>
-          <w:i w:val="false"/>
-          <w:iCs w:val="false"/>
-          <w:color w:val="808080"/>
-          <w:sz w:val="22"/>
-          <w:szCs w:val="22"/>
-        </w:rPr>
-        <w:t xml:space="preserve">.............................................................................................</w:t>
+          <w:sz w:val="22"/>
+          <w:szCs w:val="22"/>
+          <w:u w:val="single" w:color="808080"/>
+        </w:rPr>
+        <w:t xml:space="preserve">                                                                                             </w:t>
       </w:r>
     </w:p>
     <w:p>
@@ -967,15 +855,11 @@
       <w:r>
         <w:rPr>
           <w:rFonts w:ascii="Arial" w:cs="Arial" w:eastAsia="Arial" w:hAnsi="Arial"/>
-          <w:b w:val="false"/>
-          <w:bCs w:val="false"/>
-          <w:i w:val="false"/>
-          <w:iCs w:val="false"/>
-          <w:color w:val="808080"/>
-          <w:sz w:val="22"/>
-          <w:szCs w:val="22"/>
-        </w:rPr>
-        <w:t xml:space="preserve">.....................................................................................................................................................................</w:t>
+          <w:sz w:val="22"/>
+          <w:szCs w:val="22"/>
+          <w:u w:val="single" w:color="808080"/>
+        </w:rPr>
+        <w:t xml:space="preserve">                                                                                                                                                                     </w:t>
       </w:r>
     </w:p>
     <w:p>
@@ -985,15 +869,11 @@
       <w:r>
         <w:rPr>
           <w:rFonts w:ascii="Arial" w:cs="Arial" w:eastAsia="Arial" w:hAnsi="Arial"/>
-          <w:b w:val="false"/>
-          <w:bCs w:val="false"/>
-          <w:i w:val="false"/>
-          <w:iCs w:val="false"/>
-          <w:color w:val="808080"/>
-          <w:sz w:val="22"/>
-          <w:szCs w:val="22"/>
-        </w:rPr>
-        <w:t xml:space="preserve">.....................................................................................................................................................................</w:t>
+          <w:sz w:val="22"/>
+          <w:szCs w:val="22"/>
+          <w:u w:val="single" w:color="808080"/>
+        </w:rPr>
+        <w:t xml:space="preserve">                                                                                                                                                                     </w:t>
       </w:r>
     </w:p>
     <w:p>
@@ -1003,15 +883,11 @@
       <w:r>
         <w:rPr>
           <w:rFonts w:ascii="Arial" w:cs="Arial" w:eastAsia="Arial" w:hAnsi="Arial"/>
-          <w:b w:val="false"/>
-          <w:bCs w:val="false"/>
-          <w:i w:val="false"/>
-          <w:iCs w:val="false"/>
-          <w:color w:val="808080"/>
-          <w:sz w:val="22"/>
-          <w:szCs w:val="22"/>
-        </w:rPr>
-        <w:t xml:space="preserve">.....................................................................................................................................................................</w:t>
+          <w:sz w:val="22"/>
+          <w:szCs w:val="22"/>
+          <w:u w:val="single" w:color="808080"/>
+        </w:rPr>
+        <w:t xml:space="preserve">                                                                                                                                                                     </w:t>
       </w:r>
     </w:p>
     <w:p>
@@ -1033,15 +909,11 @@
       <w:r>
         <w:rPr>
           <w:rFonts w:ascii="Arial" w:cs="Arial" w:eastAsia="Arial" w:hAnsi="Arial"/>
-          <w:b w:val="false"/>
-          <w:bCs w:val="false"/>
-          <w:i w:val="false"/>
-          <w:iCs w:val="false"/>
-          <w:color w:val="808080"/>
-          <w:sz w:val="22"/>
-          <w:szCs w:val="22"/>
-        </w:rPr>
-        <w:t xml:space="preserve">..................................................</w:t>
+          <w:sz w:val="22"/>
+          <w:szCs w:val="22"/>
+          <w:u w:val="single" w:color="808080"/>
+        </w:rPr>
+        <w:t xml:space="preserve">                                                  </w:t>
       </w:r>
     </w:p>
     <w:p>
@@ -1051,15 +923,11 @@
       <w:r>
         <w:rPr>
           <w:rFonts w:ascii="Arial" w:cs="Arial" w:eastAsia="Arial" w:hAnsi="Arial"/>
-          <w:b w:val="false"/>
-          <w:bCs w:val="false"/>
-          <w:i w:val="false"/>
-          <w:iCs w:val="false"/>
-          <w:color w:val="808080"/>
-          <w:sz w:val="22"/>
-          <w:szCs w:val="22"/>
-        </w:rPr>
-        <w:t xml:space="preserve">.....................................................................................................................................................................</w:t>
+          <w:sz w:val="22"/>
+          <w:szCs w:val="22"/>
+          <w:u w:val="single" w:color="808080"/>
+        </w:rPr>
+        <w:t xml:space="preserve">                                                                                                                                                                     </w:t>
       </w:r>
     </w:p>
     <w:p>
@@ -1069,15 +937,11 @@
       <w:r>
         <w:rPr>
           <w:rFonts w:ascii="Arial" w:cs="Arial" w:eastAsia="Arial" w:hAnsi="Arial"/>
-          <w:b w:val="false"/>
-          <w:bCs w:val="false"/>
-          <w:i w:val="false"/>
-          <w:iCs w:val="false"/>
-          <w:color w:val="808080"/>
-          <w:sz w:val="22"/>
-          <w:szCs w:val="22"/>
-        </w:rPr>
-        <w:t xml:space="preserve">.....................................................................................................................................................................</w:t>
+          <w:sz w:val="22"/>
+          <w:szCs w:val="22"/>
+          <w:u w:val="single" w:color="808080"/>
+        </w:rPr>
+        <w:t xml:space="preserve">                                                                                                                                                                     </w:t>
       </w:r>
     </w:p>
     <w:p>
@@ -1087,15 +951,11 @@
       <w:r>
         <w:rPr>
           <w:rFonts w:ascii="Arial" w:cs="Arial" w:eastAsia="Arial" w:hAnsi="Arial"/>
-          <w:b w:val="false"/>
-          <w:bCs w:val="false"/>
-          <w:i w:val="false"/>
-          <w:iCs w:val="false"/>
-          <w:color w:val="808080"/>
-          <w:sz w:val="22"/>
-          <w:szCs w:val="22"/>
-        </w:rPr>
-        <w:t xml:space="preserve">.....................................................................................................................................................................</w:t>
+          <w:sz w:val="22"/>
+          <w:szCs w:val="22"/>
+          <w:u w:val="single" w:color="808080"/>
+        </w:rPr>
+        <w:t xml:space="preserve">                                                                                                                                                                     </w:t>
       </w:r>
     </w:p>
     <w:p>
@@ -4181,15 +4041,11 @@
       <w:r>
         <w:rPr>
           <w:rFonts w:ascii="Arial" w:cs="Arial" w:eastAsia="Arial" w:hAnsi="Arial"/>
-          <w:b w:val="false"/>
-          <w:bCs w:val="false"/>
-          <w:i w:val="false"/>
-          <w:iCs w:val="false"/>
-          <w:color w:val="808080"/>
-          <w:sz w:val="22"/>
-          <w:szCs w:val="22"/>
-        </w:rPr>
-        <w:t xml:space="preserve">........................................</w:t>
+          <w:sz w:val="22"/>
+          <w:szCs w:val="22"/>
+          <w:u w:val="single" w:color="808080"/>
+        </w:rPr>
+        <w:t xml:space="preserve">                                        </w:t>
       </w:r>
       <w:r>
         <w:rPr>
@@ -4206,15 +4062,11 @@
       <w:r>
         <w:rPr>
           <w:rFonts w:ascii="Arial" w:cs="Arial" w:eastAsia="Arial" w:hAnsi="Arial"/>
-          <w:b w:val="false"/>
-          <w:bCs w:val="false"/>
-          <w:i w:val="false"/>
-          <w:iCs w:val="false"/>
-          <w:color w:val="808080"/>
-          <w:sz w:val="22"/>
-          <w:szCs w:val="22"/>
-        </w:rPr>
-        <w:t xml:space="preserve">..............</w:t>
+          <w:sz w:val="22"/>
+          <w:szCs w:val="22"/>
+          <w:u w:val="single" w:color="808080"/>
+        </w:rPr>
+        <w:t xml:space="preserve">              </w:t>
       </w:r>
     </w:p>
     <w:p>
@@ -4236,15 +4088,11 @@
       <w:r>
         <w:rPr>
           <w:rFonts w:ascii="Arial" w:cs="Arial" w:eastAsia="Arial" w:hAnsi="Arial"/>
-          <w:b w:val="false"/>
-          <w:bCs w:val="false"/>
-          <w:i w:val="false"/>
-          <w:iCs w:val="false"/>
-          <w:color w:val="808080"/>
-          <w:sz w:val="22"/>
-          <w:szCs w:val="22"/>
-        </w:rPr>
-        <w:t xml:space="preserve">........................................................................................................................</w:t>
+          <w:sz w:val="22"/>
+          <w:szCs w:val="22"/>
+          <w:u w:val="single" w:color="808080"/>
+        </w:rPr>
+        <w:t xml:space="preserve">                                                                                                                        </w:t>
       </w:r>
     </w:p>
     <w:p>
@@ -4254,15 +4102,11 @@
       <w:r>
         <w:rPr>
           <w:rFonts w:ascii="Arial" w:cs="Arial" w:eastAsia="Arial" w:hAnsi="Arial"/>
-          <w:b w:val="false"/>
-          <w:bCs w:val="false"/>
-          <w:i w:val="false"/>
-          <w:iCs w:val="false"/>
-          <w:color w:val="808080"/>
-          <w:sz w:val="22"/>
-          <w:szCs w:val="22"/>
-        </w:rPr>
-        <w:t xml:space="preserve">.....................................................................................................................................................................</w:t>
+          <w:sz w:val="22"/>
+          <w:szCs w:val="22"/>
+          <w:u w:val="single" w:color="808080"/>
+        </w:rPr>
+        <w:t xml:space="preserve">                                                                                                                                                                     </w:t>
       </w:r>
     </w:p>
     <w:p>
@@ -4272,15 +4116,11 @@
       <w:r>
         <w:rPr>
           <w:rFonts w:ascii="Arial" w:cs="Arial" w:eastAsia="Arial" w:hAnsi="Arial"/>
-          <w:b w:val="false"/>
-          <w:bCs w:val="false"/>
-          <w:i w:val="false"/>
-          <w:iCs w:val="false"/>
-          <w:color w:val="808080"/>
-          <w:sz w:val="22"/>
-          <w:szCs w:val="22"/>
-        </w:rPr>
-        <w:t xml:space="preserve">.....................................................................................................................................................................</w:t>
+          <w:sz w:val="22"/>
+          <w:szCs w:val="22"/>
+          <w:u w:val="single" w:color="808080"/>
+        </w:rPr>
+        <w:t xml:space="preserve">                                                                                                                                                                     </w:t>
       </w:r>
     </w:p>
     <w:p>
@@ -4290,15 +4130,11 @@
       <w:r>
         <w:rPr>
           <w:rFonts w:ascii="Arial" w:cs="Arial" w:eastAsia="Arial" w:hAnsi="Arial"/>
-          <w:b w:val="false"/>
-          <w:bCs w:val="false"/>
-          <w:i w:val="false"/>
-          <w:iCs w:val="false"/>
-          <w:color w:val="808080"/>
-          <w:sz w:val="22"/>
-          <w:szCs w:val="22"/>
-        </w:rPr>
-        <w:t xml:space="preserve">.....................................................................................................................................................................</w:t>
+          <w:sz w:val="22"/>
+          <w:szCs w:val="22"/>
+          <w:u w:val="single" w:color="808080"/>
+        </w:rPr>
+        <w:t xml:space="preserve">                                                                                                                                                                     </w:t>
       </w:r>
     </w:p>
     <w:p>
@@ -4320,15 +4156,11 @@
       <w:r>
         <w:rPr>
           <w:rFonts w:ascii="Arial" w:cs="Arial" w:eastAsia="Arial" w:hAnsi="Arial"/>
-          <w:b w:val="false"/>
-          <w:bCs w:val="false"/>
-          <w:i w:val="false"/>
-          <w:iCs w:val="false"/>
-          <w:color w:val="808080"/>
-          <w:sz w:val="22"/>
-          <w:szCs w:val="22"/>
-        </w:rPr>
-        <w:t xml:space="preserve">..............</w:t>
+          <w:sz w:val="22"/>
+          <w:szCs w:val="22"/>
+          <w:u w:val="single" w:color="808080"/>
+        </w:rPr>
+        <w:t xml:space="preserve">              </w:t>
       </w:r>
     </w:p>
     <w:p>
@@ -4350,15 +4182,11 @@
       <w:r>
         <w:rPr>
           <w:rFonts w:ascii="Arial" w:cs="Arial" w:eastAsia="Arial" w:hAnsi="Arial"/>
-          <w:b w:val="false"/>
-          <w:bCs w:val="false"/>
-          <w:i w:val="false"/>
-          <w:iCs w:val="false"/>
-          <w:color w:val="808080"/>
-          <w:sz w:val="22"/>
-          <w:szCs w:val="22"/>
-        </w:rPr>
-        <w:t xml:space="preserve">....................................................................................................</w:t>
+          <w:sz w:val="22"/>
+          <w:szCs w:val="22"/>
+          <w:u w:val="single" w:color="808080"/>
+        </w:rPr>
+        <w:t xml:space="preserve">                                                                                                    </w:t>
       </w:r>
     </w:p>
     <w:p>
@@ -4368,15 +4196,11 @@
       <w:r>
         <w:rPr>
           <w:rFonts w:ascii="Arial" w:cs="Arial" w:eastAsia="Arial" w:hAnsi="Arial"/>
-          <w:b w:val="false"/>
-          <w:bCs w:val="false"/>
-          <w:i w:val="false"/>
-          <w:iCs w:val="false"/>
-          <w:color w:val="808080"/>
-          <w:sz w:val="22"/>
-          <w:szCs w:val="22"/>
-        </w:rPr>
-        <w:t xml:space="preserve">.....................................................................................................................................................................</w:t>
+          <w:sz w:val="22"/>
+          <w:szCs w:val="22"/>
+          <w:u w:val="single" w:color="808080"/>
+        </w:rPr>
+        <w:t xml:space="preserve">                                                                                                                                                                     </w:t>
       </w:r>
     </w:p>
     <w:p>
@@ -4386,15 +4210,11 @@
       <w:r>
         <w:rPr>
           <w:rFonts w:ascii="Arial" w:cs="Arial" w:eastAsia="Arial" w:hAnsi="Arial"/>
-          <w:b w:val="false"/>
-          <w:bCs w:val="false"/>
-          <w:i w:val="false"/>
-          <w:iCs w:val="false"/>
-          <w:color w:val="808080"/>
-          <w:sz w:val="22"/>
-          <w:szCs w:val="22"/>
-        </w:rPr>
-        <w:t xml:space="preserve">.....................................................................................................................................................................</w:t>
+          <w:sz w:val="22"/>
+          <w:szCs w:val="22"/>
+          <w:u w:val="single" w:color="808080"/>
+        </w:rPr>
+        <w:t xml:space="preserve">                                                                                                                                                                     </w:t>
       </w:r>
     </w:p>
     <w:p>
@@ -4435,15 +4255,11 @@
       <w:r>
         <w:rPr>
           <w:rFonts w:ascii="Arial" w:cs="Arial" w:eastAsia="Arial" w:hAnsi="Arial"/>
-          <w:b w:val="false"/>
-          <w:bCs w:val="false"/>
-          <w:i w:val="false"/>
-          <w:iCs w:val="false"/>
-          <w:color w:val="808080"/>
-          <w:sz w:val="22"/>
-          <w:szCs w:val="22"/>
-        </w:rPr>
-        <w:t xml:space="preserve">......................</w:t>
+          <w:sz w:val="22"/>
+          <w:szCs w:val="22"/>
+          <w:u w:val="single" w:color="808080"/>
+        </w:rPr>
+        <w:t xml:space="preserve">                      </w:t>
       </w:r>
       <w:r>
         <w:rPr>
@@ -4460,15 +4276,11 @@
       <w:r>
         <w:rPr>
           <w:rFonts w:ascii="Arial" w:cs="Arial" w:eastAsia="Arial" w:hAnsi="Arial"/>
-          <w:b w:val="false"/>
-          <w:bCs w:val="false"/>
-          <w:i w:val="false"/>
-          <w:iCs w:val="false"/>
-          <w:color w:val="808080"/>
-          <w:sz w:val="22"/>
-          <w:szCs w:val="22"/>
-        </w:rPr>
-        <w:t xml:space="preserve">......................</w:t>
+          <w:sz w:val="22"/>
+          <w:szCs w:val="22"/>
+          <w:u w:val="single" w:color="808080"/>
+        </w:rPr>
+        <w:t xml:space="preserve">                      </w:t>
       </w:r>
       <w:r>
         <w:rPr>
@@ -4485,15 +4297,11 @@
       <w:r>
         <w:rPr>
           <w:rFonts w:ascii="Arial" w:cs="Arial" w:eastAsia="Arial" w:hAnsi="Arial"/>
-          <w:b w:val="false"/>
-          <w:bCs w:val="false"/>
-          <w:i w:val="false"/>
-          <w:iCs w:val="false"/>
-          <w:color w:val="808080"/>
-          <w:sz w:val="22"/>
-          <w:szCs w:val="22"/>
-        </w:rPr>
-        <w:t xml:space="preserve">..............</w:t>
+          <w:sz w:val="22"/>
+          <w:szCs w:val="22"/>
+          <w:u w:val="single" w:color="808080"/>
+        </w:rPr>
+        <w:t xml:space="preserve">              </w:t>
       </w:r>
     </w:p>
     <w:p>
@@ -4515,15 +4323,11 @@
       <w:r>
         <w:rPr>
           <w:rFonts w:ascii="Arial" w:cs="Arial" w:eastAsia="Arial" w:hAnsi="Arial"/>
-          <w:b w:val="false"/>
-          <w:bCs w:val="false"/>
-          <w:i w:val="false"/>
-          <w:iCs w:val="false"/>
-          <w:color w:val="808080"/>
-          <w:sz w:val="22"/>
-          <w:szCs w:val="22"/>
-        </w:rPr>
-        <w:t xml:space="preserve">......................</w:t>
+          <w:sz w:val="22"/>
+          <w:szCs w:val="22"/>
+          <w:u w:val="single" w:color="808080"/>
+        </w:rPr>
+        <w:t xml:space="preserve">                      </w:t>
       </w:r>
       <w:r>
         <w:rPr>
@@ -4540,15 +4344,11 @@
       <w:r>
         <w:rPr>
           <w:rFonts w:ascii="Arial" w:cs="Arial" w:eastAsia="Arial" w:hAnsi="Arial"/>
-          <w:b w:val="false"/>
-          <w:bCs w:val="false"/>
-          <w:i w:val="false"/>
-          <w:iCs w:val="false"/>
-          <w:color w:val="808080"/>
-          <w:sz w:val="22"/>
-          <w:szCs w:val="22"/>
-        </w:rPr>
-        <w:t xml:space="preserve">......................</w:t>
+          <w:sz w:val="22"/>
+          <w:szCs w:val="22"/>
+          <w:u w:val="single" w:color="808080"/>
+        </w:rPr>
+        <w:t xml:space="preserve">                      </w:t>
       </w:r>
       <w:r>
         <w:rPr>
@@ -4565,15 +4365,11 @@
       <w:r>
         <w:rPr>
           <w:rFonts w:ascii="Arial" w:cs="Arial" w:eastAsia="Arial" w:hAnsi="Arial"/>
-          <w:b w:val="false"/>
-          <w:bCs w:val="false"/>
-          <w:i w:val="false"/>
-          <w:iCs w:val="false"/>
-          <w:color w:val="808080"/>
-          <w:sz w:val="22"/>
-          <w:szCs w:val="22"/>
-        </w:rPr>
-        <w:t xml:space="preserve">..............</w:t>
+          <w:sz w:val="22"/>
+          <w:szCs w:val="22"/>
+          <w:u w:val="single" w:color="808080"/>
+        </w:rPr>
+        <w:t xml:space="preserve">              </w:t>
       </w:r>
     </w:p>
     <w:p>
@@ -4595,15 +4391,11 @@
       <w:r>
         <w:rPr>
           <w:rFonts w:ascii="Arial" w:cs="Arial" w:eastAsia="Arial" w:hAnsi="Arial"/>
-          <w:b w:val="false"/>
-          <w:bCs w:val="false"/>
-          <w:i w:val="false"/>
-          <w:iCs w:val="false"/>
-          <w:color w:val="808080"/>
-          <w:sz w:val="22"/>
-          <w:szCs w:val="22"/>
-        </w:rPr>
-        <w:t xml:space="preserve">................</w:t>
+          <w:sz w:val="22"/>
+          <w:szCs w:val="22"/>
+          <w:u w:val="single" w:color="808080"/>
+        </w:rPr>
+        <w:t xml:space="preserve">                </w:t>
       </w:r>
     </w:p>
     <w:sectPr>
